--- a/zht/docx/115.content.docx
+++ b/zht/docx/115.content.docx
@@ -507,18 +507,12 @@
           <w:lang w:val="zh_TW" w:bidi="zh_TW"/>
         </w:rPr>
       </w:r>
-      <w:hyperlink r:id="rId13">
-        <w:r>
-          <w:rPr>
-            <w:lang w:val="zh_TW" w:bidi="zh_TW"/>
-          </w:rPr>
-          <w:rPr>
-            <w:color w:val="0000EE"/>
-            <w:u w:val="single"/>
-          </w:rPr>
-          <w:t>耶利米書26:18–19</w:t>
-        </w:r>
-      </w:hyperlink>
+      <w:r>
+        <w:rPr>
+          <w:lang w:val="zh_TW" w:bidi="zh_TW"/>
+        </w:rPr>
+        <w:t>耶利米書26:18–19</w:t>
+      </w:r>
     </w:p>
     <w:p>
       <w:pPr>
@@ -531,18 +525,12 @@
           <w:lang w:val="zh_TW" w:bidi="zh_TW"/>
         </w:rPr>
       </w:r>
-      <w:hyperlink r:id="rId14">
-        <w:r>
-          <w:rPr>
-            <w:lang w:val="zh_TW" w:bidi="zh_TW"/>
-          </w:rPr>
-          <w:rPr>
-            <w:color w:val="0000EE"/>
-            <w:u w:val="single"/>
-          </w:rPr>
-          <w:t>彌迦書1:1</w:t>
-        </w:r>
-      </w:hyperlink>
+      <w:r>
+        <w:rPr>
+          <w:lang w:val="zh_TW" w:bidi="zh_TW"/>
+        </w:rPr>
+        <w:t>彌迦書1:1</w:t>
+      </w:r>
     </w:p>
     <w:p>
       <w:pPr>
@@ -555,18 +543,12 @@
           <w:lang w:val="zh_TW" w:bidi="zh_TW"/>
         </w:rPr>
       </w:r>
-      <w:hyperlink r:id="rId15">
-        <w:r>
-          <w:rPr>
-            <w:lang w:val="zh_TW" w:bidi="zh_TW"/>
-          </w:rPr>
-          <w:rPr>
-            <w:color w:val="0000EE"/>
-            <w:u w:val="single"/>
-          </w:rPr>
-          <w:t>彌迦書6:2</w:t>
-        </w:r>
-      </w:hyperlink>
+      <w:r>
+        <w:rPr>
+          <w:lang w:val="zh_TW" w:bidi="zh_TW"/>
+        </w:rPr>
+        <w:t>彌迦書6:2</w:t>
+      </w:r>
     </w:p>
     <w:p>
       <w:pPr>
@@ -844,18 +826,12 @@
           <w:lang w:val="zh_TW" w:bidi="zh_TW"/>
         </w:rPr>
       </w:r>
-      <w:hyperlink r:id="rId16">
-        <w:r>
-          <w:rPr>
-            <w:lang w:val="zh_TW" w:bidi="zh_TW"/>
-          </w:rPr>
-          <w:rPr>
-            <w:color w:val="0000EE"/>
-            <w:u w:val="single"/>
-          </w:rPr>
-          <w:t>列王紀下17:6</w:t>
-        </w:r>
-      </w:hyperlink>
+      <w:r>
+        <w:rPr>
+          <w:lang w:val="zh_TW" w:bidi="zh_TW"/>
+        </w:rPr>
+        <w:t>列王紀下17:6</w:t>
+      </w:r>
     </w:p>
     <w:p>
       <w:pPr>
@@ -868,18 +844,12 @@
           <w:lang w:val="zh_TW" w:bidi="zh_TW"/>
         </w:rPr>
       </w:r>
-      <w:hyperlink r:id="rId17">
-        <w:r>
-          <w:rPr>
-            <w:lang w:val="zh_TW" w:bidi="zh_TW"/>
-          </w:rPr>
-          <w:rPr>
-            <w:color w:val="0000EE"/>
-            <w:u w:val="single"/>
-          </w:rPr>
-          <w:t>使徒行傳2:9</w:t>
-        </w:r>
-      </w:hyperlink>
+      <w:r>
+        <w:rPr>
+          <w:lang w:val="zh_TW" w:bidi="zh_TW"/>
+        </w:rPr>
+        <w:t>使徒行傳2:9</w:t>
+      </w:r>
     </w:p>
     <w:p>
       <w:pPr>
@@ -892,18 +862,12 @@
           <w:lang w:val="zh_TW" w:bidi="zh_TW"/>
         </w:rPr>
       </w:r>
-      <w:hyperlink r:id="rId18">
-        <w:r>
-          <w:rPr>
-            <w:lang w:val="zh_TW" w:bidi="zh_TW"/>
-          </w:rPr>
-          <w:rPr>
-            <w:color w:val="0000EE"/>
-            <w:u w:val="single"/>
-          </w:rPr>
-          <w:t>但以理書5:28</w:t>
-        </w:r>
-      </w:hyperlink>
+      <w:r>
+        <w:rPr>
+          <w:lang w:val="zh_TW" w:bidi="zh_TW"/>
+        </w:rPr>
+        <w:t>但以理書5:28</w:t>
+      </w:r>
     </w:p>
     <w:p>
       <w:pPr>
@@ -916,18 +880,12 @@
           <w:lang w:val="zh_TW" w:bidi="zh_TW"/>
         </w:rPr>
       </w:r>
-      <w:hyperlink r:id="rId19">
-        <w:r>
-          <w:rPr>
-            <w:lang w:val="zh_TW" w:bidi="zh_TW"/>
-          </w:rPr>
-          <w:rPr>
-            <w:color w:val="0000EE"/>
-            <w:u w:val="single"/>
-          </w:rPr>
-          <w:t>以斯帖記1:3–4</w:t>
-        </w:r>
-      </w:hyperlink>
+      <w:r>
+        <w:rPr>
+          <w:lang w:val="zh_TW" w:bidi="zh_TW"/>
+        </w:rPr>
+        <w:t>以斯帖記1:3–4</w:t>
+      </w:r>
     </w:p>
     <w:p>
       <w:pPr>
@@ -940,18 +898,12 @@
           <w:lang w:val="zh_TW" w:bidi="zh_TW"/>
         </w:rPr>
       </w:r>
-      <w:hyperlink r:id="rId20">
-        <w:r>
-          <w:rPr>
-            <w:lang w:val="zh_TW" w:bidi="zh_TW"/>
-          </w:rPr>
-          <w:rPr>
-            <w:color w:val="0000EE"/>
-            <w:u w:val="single"/>
-          </w:rPr>
-          <w:t>以斯拉記6:1–2</w:t>
-        </w:r>
-      </w:hyperlink>
+      <w:r>
+        <w:rPr>
+          <w:lang w:val="zh_TW" w:bidi="zh_TW"/>
+        </w:rPr>
+        <w:t>以斯拉記6:1–2</w:t>
+      </w:r>
     </w:p>
     <w:p>
       <w:pPr>
@@ -1221,18 +1173,12 @@
           <w:lang w:val="zh_TW" w:bidi="zh_TW"/>
         </w:rPr>
       </w:r>
-      <w:hyperlink r:id="rId21">
-        <w:r>
-          <w:rPr>
-            <w:lang w:val="zh_TW" w:bidi="zh_TW"/>
-          </w:rPr>
-          <w:rPr>
-            <w:color w:val="0000EE"/>
-            <w:u w:val="single"/>
-          </w:rPr>
-          <w:t>使徒行傳7:30</w:t>
-        </w:r>
-      </w:hyperlink>
+      <w:r>
+        <w:rPr>
+          <w:lang w:val="zh_TW" w:bidi="zh_TW"/>
+        </w:rPr>
+        <w:t>使徒行傳7:30</w:t>
+      </w:r>
     </w:p>
     <w:p>
       <w:pPr>
@@ -1245,18 +1191,12 @@
           <w:lang w:val="zh_TW" w:bidi="zh_TW"/>
         </w:rPr>
       </w:r>
-      <w:hyperlink r:id="rId22">
-        <w:r>
-          <w:rPr>
-            <w:lang w:val="zh_TW" w:bidi="zh_TW"/>
-          </w:rPr>
-          <w:rPr>
-            <w:color w:val="0000EE"/>
-            <w:u w:val="single"/>
-          </w:rPr>
-          <w:t>出埃及記2:16</w:t>
-        </w:r>
-      </w:hyperlink>
+      <w:r>
+        <w:rPr>
+          <w:lang w:val="zh_TW" w:bidi="zh_TW"/>
+        </w:rPr>
+        <w:t>出埃及記2:16</w:t>
+      </w:r>
     </w:p>
     <w:p>
       <w:pPr>
@@ -1269,18 +1209,12 @@
           <w:lang w:val="zh_TW" w:bidi="zh_TW"/>
         </w:rPr>
       </w:r>
-      <w:hyperlink r:id="rId23">
-        <w:r>
-          <w:rPr>
-            <w:lang w:val="zh_TW" w:bidi="zh_TW"/>
-          </w:rPr>
-          <w:rPr>
-            <w:color w:val="0000EE"/>
-            <w:u w:val="single"/>
-          </w:rPr>
-          <w:t>創世記25:1–4</w:t>
-        </w:r>
-      </w:hyperlink>
+      <w:r>
+        <w:rPr>
+          <w:lang w:val="zh_TW" w:bidi="zh_TW"/>
+        </w:rPr>
+        <w:t>創世記25:1–4</w:t>
+      </w:r>
     </w:p>
     <w:p>
       <w:pPr>
@@ -1293,18 +1227,12 @@
           <w:lang w:val="zh_TW" w:bidi="zh_TW"/>
         </w:rPr>
       </w:r>
-      <w:hyperlink r:id="rId24">
-        <w:r>
-          <w:rPr>
-            <w:lang w:val="zh_TW" w:bidi="zh_TW"/>
-          </w:rPr>
-          <w:rPr>
-            <w:color w:val="0000EE"/>
-            <w:u w:val="single"/>
-          </w:rPr>
-          <w:t>創世記36:34–36</w:t>
-        </w:r>
-      </w:hyperlink>
+      <w:r>
+        <w:rPr>
+          <w:lang w:val="zh_TW" w:bidi="zh_TW"/>
+        </w:rPr>
+        <w:t>創世記36:34–36</w:t>
+      </w:r>
     </w:p>
     <w:p>
       <w:pPr>
@@ -1317,18 +1245,12 @@
           <w:lang w:val="zh_TW" w:bidi="zh_TW"/>
         </w:rPr>
       </w:r>
-      <w:hyperlink r:id="rId25">
-        <w:r>
-          <w:rPr>
-            <w:lang w:val="zh_TW" w:bidi="zh_TW"/>
-          </w:rPr>
-          <w:rPr>
-            <w:color w:val="0000EE"/>
-            <w:u w:val="single"/>
-          </w:rPr>
-          <w:t>創世記37:28</w:t>
-        </w:r>
-      </w:hyperlink>
+      <w:r>
+        <w:rPr>
+          <w:lang w:val="zh_TW" w:bidi="zh_TW"/>
+        </w:rPr>
+        <w:t>創世記37:28</w:t>
+      </w:r>
     </w:p>
     <w:p>
       <w:pPr>
@@ -1341,18 +1263,12 @@
           <w:lang w:val="zh_TW" w:bidi="zh_TW"/>
         </w:rPr>
       </w:r>
-      <w:hyperlink r:id="rId26">
-        <w:r>
-          <w:rPr>
-            <w:lang w:val="zh_TW" w:bidi="zh_TW"/>
-          </w:rPr>
-          <w:rPr>
-            <w:color w:val="0000EE"/>
-            <w:u w:val="single"/>
-          </w:rPr>
-          <w:t>士師記7:1</w:t>
-        </w:r>
-      </w:hyperlink>
+      <w:r>
+        <w:rPr>
+          <w:lang w:val="zh_TW" w:bidi="zh_TW"/>
+        </w:rPr>
+        <w:t>士師記7:1</w:t>
+      </w:r>
     </w:p>
     <w:p>
       <w:pPr>
@@ -1775,18 +1691,12 @@
           <w:lang w:val="zh_TW" w:bidi="zh_TW"/>
         </w:rPr>
       </w:r>
-      <w:hyperlink r:id="rId27">
-        <w:r>
-          <w:rPr>
-            <w:lang w:val="zh_TW" w:bidi="zh_TW"/>
-          </w:rPr>
-          <w:rPr>
-            <w:color w:val="0000EE"/>
-            <w:u w:val="single"/>
-          </w:rPr>
-          <w:t>但以理書10:13</w:t>
-        </w:r>
-      </w:hyperlink>
+      <w:r>
+        <w:rPr>
+          <w:lang w:val="zh_TW" w:bidi="zh_TW"/>
+        </w:rPr>
+        <w:t>但以理書10:13</w:t>
+      </w:r>
     </w:p>
     <w:p>
       <w:pPr>
@@ -1799,18 +1709,12 @@
           <w:lang w:val="zh_TW" w:bidi="zh_TW"/>
         </w:rPr>
       </w:r>
-      <w:hyperlink r:id="rId28">
-        <w:r>
-          <w:rPr>
-            <w:lang w:val="zh_TW" w:bidi="zh_TW"/>
-          </w:rPr>
-          <w:rPr>
-            <w:color w:val="0000EE"/>
-            <w:u w:val="single"/>
-          </w:rPr>
-          <w:t>但以理書10:21</w:t>
-        </w:r>
-      </w:hyperlink>
+      <w:r>
+        <w:rPr>
+          <w:lang w:val="zh_TW" w:bidi="zh_TW"/>
+        </w:rPr>
+        <w:t>但以理書10:21</w:t>
+      </w:r>
     </w:p>
     <w:p>
       <w:pPr>
@@ -1823,18 +1727,12 @@
           <w:lang w:val="zh_TW" w:bidi="zh_TW"/>
         </w:rPr>
       </w:r>
-      <w:hyperlink r:id="rId29">
-        <w:r>
-          <w:rPr>
-            <w:lang w:val="zh_TW" w:bidi="zh_TW"/>
-          </w:rPr>
-          <w:rPr>
-            <w:color w:val="0000EE"/>
-            <w:u w:val="single"/>
-          </w:rPr>
-          <w:t>以斯拉記8:8</w:t>
-        </w:r>
-      </w:hyperlink>
+      <w:r>
+        <w:rPr>
+          <w:lang w:val="zh_TW" w:bidi="zh_TW"/>
+        </w:rPr>
+        <w:t>以斯拉記8:8</w:t>
+      </w:r>
     </w:p>
     <w:p>
       <w:pPr>
@@ -1847,18 +1745,12 @@
           <w:lang w:val="zh_TW" w:bidi="zh_TW"/>
         </w:rPr>
       </w:r>
-      <w:hyperlink r:id="rId30">
-        <w:r>
-          <w:rPr>
-            <w:lang w:val="zh_TW" w:bidi="zh_TW"/>
-          </w:rPr>
-          <w:rPr>
-            <w:color w:val="0000EE"/>
-            <w:u w:val="single"/>
-          </w:rPr>
-          <w:t>啟示錄12:7–9</w:t>
-        </w:r>
-      </w:hyperlink>
+      <w:r>
+        <w:rPr>
+          <w:lang w:val="zh_TW" w:bidi="zh_TW"/>
+        </w:rPr>
+        <w:t>啟示錄12:7–9</w:t>
+      </w:r>
     </w:p>
     <w:p>
       <w:pPr>
@@ -2154,18 +2046,12 @@
           <w:lang w:val="zh_TW" w:bidi="zh_TW"/>
         </w:rPr>
       </w:r>
-      <w:hyperlink r:id="rId31">
-        <w:r>
-          <w:rPr>
-            <w:lang w:val="zh_TW" w:bidi="zh_TW"/>
-          </w:rPr>
-          <w:rPr>
-            <w:color w:val="0000EE"/>
-            <w:u w:val="single"/>
-          </w:rPr>
-          <w:t>歷代志上6:1–3</w:t>
-        </w:r>
-      </w:hyperlink>
+      <w:r>
+        <w:rPr>
+          <w:lang w:val="zh_TW" w:bidi="zh_TW"/>
+        </w:rPr>
+        <w:t>歷代志上6:1–3</w:t>
+      </w:r>
     </w:p>
     <w:p>
       <w:pPr>
@@ -2178,18 +2064,12 @@
           <w:lang w:val="zh_TW" w:bidi="zh_TW"/>
         </w:rPr>
       </w:r>
-      <w:hyperlink r:id="rId32">
-        <w:r>
-          <w:rPr>
-            <w:lang w:val="zh_TW" w:bidi="zh_TW"/>
-          </w:rPr>
-          <w:rPr>
-            <w:color w:val="0000EE"/>
-            <w:u w:val="single"/>
-          </w:rPr>
-          <w:t>申命記24:8–9</w:t>
-        </w:r>
-      </w:hyperlink>
+      <w:r>
+        <w:rPr>
+          <w:lang w:val="zh_TW" w:bidi="zh_TW"/>
+        </w:rPr>
+        <w:t>申命記24:8–9</w:t>
+      </w:r>
     </w:p>
     <w:p>
       <w:pPr>
@@ -2202,18 +2082,12 @@
           <w:lang w:val="zh_TW" w:bidi="zh_TW"/>
         </w:rPr>
       </w:r>
-      <w:hyperlink r:id="rId33">
-        <w:r>
-          <w:rPr>
-            <w:lang w:val="zh_TW" w:bidi="zh_TW"/>
-          </w:rPr>
-          <w:rPr>
-            <w:color w:val="0000EE"/>
-            <w:u w:val="single"/>
-          </w:rPr>
-          <w:t>彌迦書6:4</w:t>
-        </w:r>
-      </w:hyperlink>
+      <w:r>
+        <w:rPr>
+          <w:lang w:val="zh_TW" w:bidi="zh_TW"/>
+        </w:rPr>
+        <w:t>彌迦書6:4</w:t>
+      </w:r>
     </w:p>
     <w:p>
       <w:pPr>
@@ -2226,18 +2100,12 @@
           <w:lang w:val="zh_TW" w:bidi="zh_TW"/>
         </w:rPr>
       </w:r>
-      <w:hyperlink r:id="rId34">
-        <w:r>
-          <w:rPr>
-            <w:lang w:val="zh_TW" w:bidi="zh_TW"/>
-          </w:rPr>
-          <w:rPr>
-            <w:color w:val="0000EE"/>
-            <w:u w:val="single"/>
-          </w:rPr>
-          <w:t>民數記12:2</w:t>
-        </w:r>
-      </w:hyperlink>
+      <w:r>
+        <w:rPr>
+          <w:lang w:val="zh_TW" w:bidi="zh_TW"/>
+        </w:rPr>
+        <w:t>民數記12:2</w:t>
+      </w:r>
     </w:p>
     <w:p>
       <w:pPr>
@@ -2250,18 +2118,12 @@
           <w:lang w:val="zh_TW" w:bidi="zh_TW"/>
         </w:rPr>
       </w:r>
-      <w:hyperlink r:id="rId35">
-        <w:r>
-          <w:rPr>
-            <w:lang w:val="zh_TW" w:bidi="zh_TW"/>
-          </w:rPr>
-          <w:rPr>
-            <w:color w:val="0000EE"/>
-            <w:u w:val="single"/>
-          </w:rPr>
-          <w:t>民數記20:1</w:t>
-        </w:r>
-      </w:hyperlink>
+      <w:r>
+        <w:rPr>
+          <w:lang w:val="zh_TW" w:bidi="zh_TW"/>
+        </w:rPr>
+        <w:t>民數記20:1</w:t>
+      </w:r>
     </w:p>
     <w:p>
       <w:pPr>
@@ -2515,18 +2377,12 @@
           <w:lang w:val="zh_TW" w:bidi="zh_TW"/>
         </w:rPr>
       </w:r>
-      <w:hyperlink r:id="rId36">
-        <w:r>
-          <w:rPr>
-            <w:lang w:val="zh_TW" w:bidi="zh_TW"/>
-          </w:rPr>
-          <w:rPr>
-            <w:color w:val="0000EE"/>
-            <w:u w:val="single"/>
-          </w:rPr>
-          <w:t>但以理書1:6–7</w:t>
-        </w:r>
-      </w:hyperlink>
+      <w:r>
+        <w:rPr>
+          <w:lang w:val="zh_TW" w:bidi="zh_TW"/>
+        </w:rPr>
+        <w:t>但以理書1:6–7</w:t>
+      </w:r>
     </w:p>
     <w:p>
       <w:pPr>
@@ -2539,18 +2395,12 @@
           <w:lang w:val="zh_TW" w:bidi="zh_TW"/>
         </w:rPr>
       </w:r>
-      <w:hyperlink r:id="rId37">
-        <w:r>
-          <w:rPr>
-            <w:lang w:val="zh_TW" w:bidi="zh_TW"/>
-          </w:rPr>
-          <w:rPr>
-            <w:color w:val="0000EE"/>
-            <w:u w:val="single"/>
-          </w:rPr>
-          <w:t>但以理書2:17–18</w:t>
-        </w:r>
-      </w:hyperlink>
+      <w:r>
+        <w:rPr>
+          <w:lang w:val="zh_TW" w:bidi="zh_TW"/>
+        </w:rPr>
+        <w:t>但以理書2:17–18</w:t>
+      </w:r>
     </w:p>
     <w:p>
       <w:pPr>
@@ -2798,18 +2648,12 @@
           <w:lang w:val="zh_TW" w:bidi="zh_TW"/>
         </w:rPr>
       </w:r>
-      <w:hyperlink r:id="rId38">
-        <w:r>
-          <w:rPr>
-            <w:lang w:val="zh_TW" w:bidi="zh_TW"/>
-          </w:rPr>
-          <w:rPr>
-            <w:color w:val="0000EE"/>
-            <w:u w:val="single"/>
-          </w:rPr>
-          <w:t>歷代志上1:5–7</w:t>
-        </w:r>
-      </w:hyperlink>
+      <w:r>
+        <w:rPr>
+          <w:lang w:val="zh_TW" w:bidi="zh_TW"/>
+        </w:rPr>
+        <w:t>歷代志上1:5–7</w:t>
+      </w:r>
     </w:p>
     <w:p>
       <w:pPr>
@@ -2822,18 +2666,12 @@
           <w:lang w:val="zh_TW" w:bidi="zh_TW"/>
         </w:rPr>
       </w:r>
-      <w:hyperlink r:id="rId39">
-        <w:r>
-          <w:rPr>
-            <w:lang w:val="zh_TW" w:bidi="zh_TW"/>
-          </w:rPr>
-          <w:rPr>
-            <w:color w:val="0000EE"/>
-            <w:u w:val="single"/>
-          </w:rPr>
-          <w:t>以西結書27:12–13</w:t>
-        </w:r>
-      </w:hyperlink>
+      <w:r>
+        <w:rPr>
+          <w:lang w:val="zh_TW" w:bidi="zh_TW"/>
+        </w:rPr>
+        <w:t>以西結書27:12–13</w:t>
+      </w:r>
     </w:p>
     <w:p>
       <w:pPr>
@@ -2846,18 +2684,12 @@
           <w:lang w:val="zh_TW" w:bidi="zh_TW"/>
         </w:rPr>
       </w:r>
-      <w:hyperlink r:id="rId40">
-        <w:r>
-          <w:rPr>
-            <w:lang w:val="zh_TW" w:bidi="zh_TW"/>
-          </w:rPr>
-          <w:rPr>
-            <w:color w:val="0000EE"/>
-            <w:u w:val="single"/>
-          </w:rPr>
-          <w:t>創世記10:2–5</w:t>
-        </w:r>
-      </w:hyperlink>
+      <w:r>
+        <w:rPr>
+          <w:lang w:val="zh_TW" w:bidi="zh_TW"/>
+        </w:rPr>
+        <w:t>創世記10:2–5</w:t>
+      </w:r>
     </w:p>
     <w:p>
       <w:pPr>
@@ -2870,18 +2702,12 @@
           <w:lang w:val="zh_TW" w:bidi="zh_TW"/>
         </w:rPr>
       </w:r>
-      <w:hyperlink r:id="rId41">
-        <w:r>
-          <w:rPr>
-            <w:lang w:val="zh_TW" w:bidi="zh_TW"/>
-          </w:rPr>
-          <w:rPr>
-            <w:color w:val="0000EE"/>
-            <w:u w:val="single"/>
-          </w:rPr>
-          <w:t>詩篇120:5</w:t>
-        </w:r>
-      </w:hyperlink>
+      <w:r>
+        <w:rPr>
+          <w:lang w:val="zh_TW" w:bidi="zh_TW"/>
+        </w:rPr>
+        <w:t>詩篇120:5</w:t>
+      </w:r>
     </w:p>
     <w:p>
       <w:pPr>
@@ -3117,18 +2943,12 @@
           <w:lang w:val="zh_TW" w:bidi="zh_TW"/>
         </w:rPr>
       </w:r>
-      <w:hyperlink r:id="rId42">
-        <w:r>
-          <w:rPr>
-            <w:lang w:val="zh_TW" w:bidi="zh_TW"/>
-          </w:rPr>
-          <w:rPr>
-            <w:color w:val="0000EE"/>
-            <w:u w:val="single"/>
-          </w:rPr>
-          <w:t>列王紀上15:20–22</w:t>
-        </w:r>
-      </w:hyperlink>
+      <w:r>
+        <w:rPr>
+          <w:lang w:val="zh_TW" w:bidi="zh_TW"/>
+        </w:rPr>
+        <w:t>列王紀上15:20–22</w:t>
+      </w:r>
     </w:p>
     <w:p>
       <w:pPr>
@@ -3141,18 +2961,12 @@
           <w:lang w:val="zh_TW" w:bidi="zh_TW"/>
         </w:rPr>
       </w:r>
-      <w:hyperlink r:id="rId43">
-        <w:r>
-          <w:rPr>
-            <w:lang w:val="zh_TW" w:bidi="zh_TW"/>
-          </w:rPr>
-          <w:rPr>
-            <w:color w:val="0000EE"/>
-            <w:u w:val="single"/>
-          </w:rPr>
-          <w:t>撒母耳記上7:5–6</w:t>
-        </w:r>
-      </w:hyperlink>
+      <w:r>
+        <w:rPr>
+          <w:lang w:val="zh_TW" w:bidi="zh_TW"/>
+        </w:rPr>
+        <w:t>撒母耳記上7:5–6</w:t>
+      </w:r>
     </w:p>
     <w:p>
       <w:pPr>
@@ -3165,18 +2979,12 @@
           <w:lang w:val="zh_TW" w:bidi="zh_TW"/>
         </w:rPr>
       </w:r>
-      <w:hyperlink r:id="rId44">
-        <w:r>
-          <w:rPr>
-            <w:lang w:val="zh_TW" w:bidi="zh_TW"/>
-          </w:rPr>
-          <w:rPr>
-            <w:color w:val="0000EE"/>
-            <w:u w:val="single"/>
-          </w:rPr>
-          <w:t>撒母耳記上7:10–11</w:t>
-        </w:r>
-      </w:hyperlink>
+      <w:r>
+        <w:rPr>
+          <w:lang w:val="zh_TW" w:bidi="zh_TW"/>
+        </w:rPr>
+        <w:t>撒母耳記上7:10–11</w:t>
+      </w:r>
     </w:p>
     <w:p>
       <w:pPr>
@@ -3189,18 +2997,12 @@
           <w:lang w:val="zh_TW" w:bidi="zh_TW"/>
         </w:rPr>
       </w:r>
-      <w:hyperlink r:id="rId45">
-        <w:r>
-          <w:rPr>
-            <w:lang w:val="zh_TW" w:bidi="zh_TW"/>
-          </w:rPr>
-          <w:rPr>
-            <w:color w:val="0000EE"/>
-            <w:u w:val="single"/>
-          </w:rPr>
-          <w:t>耶利米書40:5–6</w:t>
-        </w:r>
-      </w:hyperlink>
+      <w:r>
+        <w:rPr>
+          <w:lang w:val="zh_TW" w:bidi="zh_TW"/>
+        </w:rPr>
+        <w:t>耶利米書40:5–6</w:t>
+      </w:r>
     </w:p>
     <w:p>
       <w:pPr>
@@ -3213,18 +3015,12 @@
           <w:lang w:val="zh_TW" w:bidi="zh_TW"/>
         </w:rPr>
       </w:r>
-      <w:hyperlink r:id="rId46">
-        <w:r>
-          <w:rPr>
-            <w:lang w:val="zh_TW" w:bidi="zh_TW"/>
-          </w:rPr>
-          <w:rPr>
-            <w:color w:val="0000EE"/>
-            <w:u w:val="single"/>
-          </w:rPr>
-          <w:t>士師記10:17–18</w:t>
-        </w:r>
-      </w:hyperlink>
+      <w:r>
+        <w:rPr>
+          <w:lang w:val="zh_TW" w:bidi="zh_TW"/>
+        </w:rPr>
+        <w:t>士師記10:17–18</w:t>
+      </w:r>
     </w:p>
     <w:p>
       <w:pPr>
